--- a/applications/circle-partner-development-associate/cover-letter.docx
+++ b/applications/circle-partner-development-associate/cover-letter.docx
@@ -120,7 +120,7 @@
           <w:b w:val="0"/>
           <w:color w:val="1A1A1A"/>
         </w:rPr>
-        <w:t>On the fintech side, I've served a banking-industry client and was part of a finalist-stage pursuit of a major bank, and I have a real interest in making money movement simpler for the people and businesses on the other end. I'd like to learn Circle's portfolio well enough that every prospect leaves the first conversation knowing exactly what happens next. I'd welcome a conversation.</w:t>
+        <w:t>On the fintech side, I've served a banking-industry client and was part of a finalist-stage pursuit of a major bank, and I follow stablecoins and digital assets closely because I'm interested in making money movement simpler for the people and businesses on the other end. I also spend time in the online communities where a lot of Circle's developer and partner conversations happen, on LinkedIn, X, Telegram, and Discord. I'd like to learn Circle's portfolio well enough that every prospect leaves the first conversation knowing exactly what happens next. I'd welcome a conversation.</w:t>
       </w:r>
     </w:p>
     <w:p>
